--- a/README.docx
+++ b/README.docx
@@ -8,12 +8,47 @@
           <w:lang w:val="en-US"/>
         </w:rPr>
       </w:pPr>
+      <w:proofErr w:type="spellStart"/>
       <w:r>
         <w:rPr>
           <w:lang w:val="en-US"/>
         </w:rPr>
-        <w:t>Mh first git project</w:t>
+        <w:t>Mh</w:t>
       </w:r>
+      <w:proofErr w:type="spellEnd"/>
+      <w:r>
+        <w:rPr>
+          <w:lang w:val="en-US"/>
+        </w:rPr>
+        <w:t xml:space="preserve"> first git project</w:t>
+      </w:r>
+    </w:p>
+    <w:p>
+      <w:pPr>
+        <w:rPr>
+          <w:lang w:val="en-US"/>
+        </w:rPr>
+      </w:pPr>
+    </w:p>
+    <w:p>
+      <w:pPr>
+        <w:rPr>
+          <w:lang w:val="en-US"/>
+        </w:rPr>
+      </w:pPr>
+      <w:r>
+        <w:rPr>
+          <w:lang w:val="en-US"/>
+        </w:rPr>
+        <w:t>This project demonstrates basic Git commands.</w:t>
+      </w:r>
+    </w:p>
+    <w:p>
+      <w:pPr>
+        <w:rPr>
+          <w:lang w:val="en-US"/>
+        </w:rPr>
+      </w:pPr>
     </w:p>
     <w:sectPr>
       <w:pgSz w:w="11906" w:h="16838"/>
@@ -628,7 +663,6 @@
   <w:style w:type="character" w:default="1" w:styleId="DefaultParagraphFont">
     <w:name w:val="Default Paragraph Font"/>
     <w:uiPriority w:val="1"/>
-    <w:semiHidden/>
     <w:unhideWhenUsed/>
   </w:style>
   <w:style w:type="table" w:default="1" w:styleId="TableNormal">
